--- a/10moSemestre/Redaccion/TP7/TP7.Chanquia,Joaquin.docx
+++ b/10moSemestre/Redaccion/TP7/TP7.Chanquia,Joaquin.docx
@@ -855,6 +855,7 @@
         <w:t>Finalmente, se establece un plan de mantenimiento preventivo y correctivo para todos los componentes del SIMCAL. Esto incluye la actualización periódica del software, el reemplazo de equipos obsoletos y la incorporación de nuevas funcionalidades en respuesta a cambios normativos o tecnológicos.</w:t>
       </w:r>
     </w:p>
+    <w:p/>
     <w:p>
       <w:pPr>
         <w:pStyle w:val="Ttulo2"/>
@@ -896,6 +897,7 @@
         <w:t xml:space="preserve"> El subproceso de “Mantenimiento” es continuo porque una vez iniciado no se interrumpe siempre y cuando el sistema siga funcionando.</w:t>
       </w:r>
     </w:p>
+    <w:p/>
     <w:p>
       <w:pPr>
         <w:pStyle w:val="Ttulo2"/>
@@ -915,7 +917,11 @@
         <w:t>"Esta etapa comprende la fabricación y adquisición de los sensores..."</w:t>
       </w:r>
       <w:r>
-        <w:t>. Y voz pasiva para describir acciones que deben ser realizadas por un operador, por ejemplo: “</w:t>
+        <w:t xml:space="preserve">. Y voz pasiva </w:t>
+      </w:r>
+      <w:r>
+        <w:lastRenderedPageBreak/>
+        <w:t>para describir acciones que deben ser realizadas por un operador, por ejemplo: “</w:t>
       </w:r>
       <w:r>
         <w:t>se llevan a cabo programas de capacitación</w:t>
@@ -929,9 +935,6 @@
         <w:spacing w:line="276" w:lineRule="auto"/>
         <w:jc w:val="left"/>
       </w:pPr>
-      <w:r>
-        <w:br w:type="page"/>
-      </w:r>
     </w:p>
     <w:p>
       <w:pPr>
@@ -942,7 +945,6 @@
         </w:numPr>
       </w:pPr>
       <w:r>
-        <w:lastRenderedPageBreak/>
         <w:t>Cronograma</w:t>
       </w:r>
     </w:p>
@@ -1139,6 +1141,9 @@
     </w:p>
     <w:p>
       <w:r>
+        <w:rPr>
+          <w:noProof/>
+        </w:rPr>
         <w:drawing>
           <wp:inline distT="0" distB="0" distL="0" distR="0" wp14:anchorId="67A4CDD2" wp14:editId="06B99D47">
             <wp:extent cx="5733415" cy="3113405"/>
@@ -1273,6 +1278,9 @@
         <w:jc w:val="center"/>
       </w:pPr>
       <w:r>
+        <w:rPr>
+          <w:noProof/>
+        </w:rPr>
         <w:drawing>
           <wp:inline distT="0" distB="0" distL="0" distR="0" wp14:anchorId="0DE10897" wp14:editId="6F4AE0B5">
             <wp:extent cx="6039192" cy="2296886"/>
@@ -3786,6 +3794,7 @@
   <w:style w:type="character" w:default="1" w:styleId="Fuentedeprrafopredeter">
     <w:name w:val="Default Paragraph Font"/>
     <w:uiPriority w:val="1"/>
+    <w:semiHidden/>
     <w:unhideWhenUsed/>
   </w:style>
   <w:style w:type="table" w:default="1" w:styleId="Tablanormal">
